--- a/tests/fixtures/showcase.docx
+++ b/tests/fixtures/showcase.docx
@@ -649,6 +649,56 @@
         </w:tc>
       </w:tr>
     </w:tbl>
+    <w:p>
+      <w:pPr>
+        <w:pStyle w:val="Heading2"/>
+      </w:pPr>
+      <w:r>
+        <w:t xml:space="preserve">Hyperlinks</w:t>
+      </w:r>
+    </w:p>
+    <w:p>
+      <w:pPr/>
+      <w:r>
+        <w:t xml:space="preserve">Visit the </w:t>
+      </w:r>
+      <w:hyperlink r:id="rId5">
+        <w:r>
+          <w:t xml:space="preserve">docwow documentation</w:t>
+        </w:r>
+      </w:hyperlink>
+      <w:r>
+        <w:t xml:space="preserve"> for full details.</w:t>
+      </w:r>
+    </w:p>
+    <w:p>
+      <w:pPr/>
+      <w:r>
+        <w:t xml:space="preserve">Report bugs on </w:t>
+      </w:r>
+      <w:hyperlink r:id="rId6">
+        <w:r>
+          <w:t xml:space="preserve">GitHub Issues</w:t>
+        </w:r>
+      </w:hyperlink>
+      <w:r>
+        <w:t xml:space="preserve">.</w:t>
+      </w:r>
+    </w:p>
+    <w:p>
+      <w:pPr/>
+      <w:r>
+        <w:t xml:space="preserve">Contact us at </w:t>
+      </w:r>
+      <w:hyperlink r:id="rId7">
+        <w:r>
+          <w:t xml:space="preserve">hello@example.com</w:t>
+        </w:r>
+      </w:hyperlink>
+      <w:r>
+        <w:t xml:space="preserve">.</w:t>
+      </w:r>
+    </w:p>
     <w:p>
       <w:pPr>
         <w:pStyle w:val="Heading2"/>

--- a/tests/fixtures/showcase.docx
+++ b/tests/fixtures/showcase.docx
@@ -700,6 +700,31 @@
       </w:r>
     </w:p>
     <w:p>
+      <w:r>
+        <w:br w:type="page"/>
+      </w:r>
+    </w:p>
+    <w:p>
+      <w:pPr>
+        <w:pStyle w:val="Heading2"/>
+      </w:pPr>
+      <w:r>
+        <w:t xml:space="preserve">Headers and Footers</w:t>
+      </w:r>
+    </w:p>
+    <w:p>
+      <w:pPr/>
+      <w:r>
+        <w:t xml:space="preserve">This document has a default header and footer with page numbers.</w:t>
+      </w:r>
+    </w:p>
+    <w:p>
+      <w:pPr/>
+      <w:r>
+        <w:t xml:space="preserve">The header shows the document title; the footer shows 'Page N of M'.</w:t>
+      </w:r>
+    </w:p>
+    <w:p>
       <w:pPr>
         <w:pStyle w:val="Heading2"/>
       </w:pPr>
@@ -777,11 +802,71 @@
       </w:r>
     </w:p>
     <w:sectPr>
+      <w:headerReference w:type="default" r:id="rId8"/>
+      <w:footerReference w:type="default" r:id="rId9"/>
       <w:pgSz w:w="11906" w:h="16838"/>
       <w:pgMar w:top="1440" w:right="1440" w:bottom="1440" w:left="1440"/>
     </w:sectPr>
   </w:body>
 </w:document>
+</file>
+
+<file path=word/footer2.xml><?xml version="1.0" encoding="utf-8"?>
+<w:ftr xmlns:w="http://schemas.openxmlformats.org/wordprocessingml/2006/main" xmlns:r="http://schemas.openxmlformats.org/officeDocument/2006/relationships" xmlns:wp="http://schemas.openxmlformats.org/drawingml/2006/wordprocessingDrawing" xmlns:a="http://schemas.openxmlformats.org/drawingml/2006/main" xmlns:pic="http://schemas.openxmlformats.org/drawingml/2006/picture">
+  <w:p>
+    <w:pPr/>
+    <w:r>
+      <w:t xml:space="preserve">Page </w:t>
+    </w:r>
+    <w:r>
+      <w:fldChar w:fldCharType="begin"/>
+    </w:r>
+    <w:r>
+      <w:instrText xml:space="preserve"> PAGE </w:instrText>
+    </w:r>
+    <w:r>
+      <w:fldChar w:fldCharType="separate"/>
+    </w:r>
+    <w:r>
+      <w:t>1</w:t>
+    </w:r>
+    <w:r>
+      <w:fldChar w:fldCharType="end"/>
+    </w:r>
+    <w:r>
+      <w:t xml:space="preserve"> of </w:t>
+    </w:r>
+    <w:r>
+      <w:fldChar w:fldCharType="begin"/>
+    </w:r>
+    <w:r>
+      <w:instrText xml:space="preserve"> NUMPAGES </w:instrText>
+    </w:r>
+    <w:r>
+      <w:fldChar w:fldCharType="separate"/>
+    </w:r>
+    <w:r>
+      <w:t>1</w:t>
+    </w:r>
+    <w:r>
+      <w:fldChar w:fldCharType="end"/>
+    </w:r>
+  </w:p>
+</w:ftr>
+</file>
+
+<file path=word/header1.xml><?xml version="1.0" encoding="utf-8"?>
+<w:hdr xmlns:w="http://schemas.openxmlformats.org/wordprocessingml/2006/main" xmlns:r="http://schemas.openxmlformats.org/officeDocument/2006/relationships" xmlns:wp="http://schemas.openxmlformats.org/drawingml/2006/wordprocessingDrawing" xmlns:a="http://schemas.openxmlformats.org/drawingml/2006/main" xmlns:pic="http://schemas.openxmlformats.org/drawingml/2006/picture">
+  <w:p>
+    <w:pPr/>
+    <w:r>
+      <w:rPr>
+        <w:i/>
+      </w:rPr>
+      <w:t xml:space="preserve">docwow showcase document</w:t>
+    </w:r>
+  </w:p>
+</w:hdr>
 </file>
 
 <file path=word/numbering.xml><?xml version="1.0" encoding="utf-8"?>

--- a/tests/fixtures/showcase.docx
+++ b/tests/fixtures/showcase.docx
@@ -700,6 +700,53 @@
       </w:r>
     </w:p>
     <w:p>
+      <w:pPr>
+        <w:pStyle w:val="Heading2"/>
+      </w:pPr>
+      <w:r>
+        <w:t xml:space="preserve">Footnotes and Endnotes</w:t>
+      </w:r>
+    </w:p>
+    <w:p>
+      <w:pPr/>
+      <w:r>
+        <w:t xml:space="preserve">This sentence has a footnote reference</w:t>
+      </w:r>
+      <w:r>
+        <w:rPr>
+          <w:rStyle w:val="FootnoteReference"/>
+        </w:rPr>
+        <w:footnoteReference w:id="1"/>
+      </w:r>
+      <w:r>
+        <w:t xml:space="preserve"> at the end.</w:t>
+      </w:r>
+    </w:p>
+    <w:p>
+      <w:pPr/>
+      <w:r>
+        <w:t xml:space="preserve">A second sentence with another footnote</w:t>
+      </w:r>
+      <w:r>
+        <w:rPr>
+          <w:rStyle w:val="FootnoteReference"/>
+        </w:rPr>
+        <w:footnoteReference w:id="2"/>
+      </w:r>
+      <w:r>
+        <w:t xml:space="preserve"> and an endnote reference</w:t>
+      </w:r>
+      <w:r>
+        <w:rPr>
+          <w:rStyle w:val="EndnoteReference"/>
+        </w:rPr>
+        <w:endnoteReference w:id="1"/>
+      </w:r>
+      <w:r>
+        <w:t xml:space="preserve">.</w:t>
+      </w:r>
+    </w:p>
+    <w:p>
       <w:r>
         <w:br w:type="page"/>
       </w:r>
@@ -811,6 +858,41 @@
 </w:document>
 </file>
 
+<file path=word/endnotes.xml><?xml version="1.0" encoding="utf-8"?>
+<w:endnotes xmlns:w="http://schemas.openxmlformats.org/wordprocessingml/2006/main" xmlns:r="http://schemas.openxmlformats.org/officeDocument/2006/relationships" xmlns:wp="http://schemas.openxmlformats.org/drawingml/2006/wordprocessingDrawing" xmlns:a="http://schemas.openxmlformats.org/drawingml/2006/main" xmlns:pic="http://schemas.openxmlformats.org/drawingml/2006/picture">
+  <w:endnote w:type="separator" w:id="-1">
+    <w:p>
+      <w:r>
+        <w:separator/>
+      </w:r>
+    </w:p>
+  </w:endnote>
+  <w:endnote w:type="continuationSeparator" w:id="0">
+    <w:p>
+      <w:r>
+        <w:continuationSeparator/>
+      </w:r>
+    </w:p>
+  </w:endnote>
+  <w:endnote w:id="1">
+    <w:p>
+      <w:pPr>
+        <w:pStyle w:val="EndnoteText"/>
+      </w:pPr>
+      <w:r>
+        <w:rPr>
+          <w:rStyle w:val="EndnoteReference"/>
+        </w:rPr>
+        <w:endnoteRef/>
+      </w:r>
+      <w:r>
+        <w:t xml:space="preserve">This is an endnote. It appears at the end of the document.</w:t>
+      </w:r>
+    </w:p>
+  </w:endnote>
+</w:endnotes>
+</file>
+
 <file path=word/footer2.xml><?xml version="1.0" encoding="utf-8"?>
 <w:ftr xmlns:w="http://schemas.openxmlformats.org/wordprocessingml/2006/main" xmlns:r="http://schemas.openxmlformats.org/officeDocument/2006/relationships" xmlns:wp="http://schemas.openxmlformats.org/drawingml/2006/wordprocessingDrawing" xmlns:a="http://schemas.openxmlformats.org/drawingml/2006/main" xmlns:pic="http://schemas.openxmlformats.org/drawingml/2006/picture">
   <w:p>
@@ -853,6 +935,57 @@
     </w:r>
   </w:p>
 </w:ftr>
+</file>
+
+<file path=word/footnotes.xml><?xml version="1.0" encoding="utf-8"?>
+<w:footnotes xmlns:w="http://schemas.openxmlformats.org/wordprocessingml/2006/main" xmlns:r="http://schemas.openxmlformats.org/officeDocument/2006/relationships" xmlns:wp="http://schemas.openxmlformats.org/drawingml/2006/wordprocessingDrawing" xmlns:a="http://schemas.openxmlformats.org/drawingml/2006/main" xmlns:pic="http://schemas.openxmlformats.org/drawingml/2006/picture">
+  <w:footnote w:type="separator" w:id="-1">
+    <w:p>
+      <w:r>
+        <w:separator/>
+      </w:r>
+    </w:p>
+  </w:footnote>
+  <w:footnote w:type="continuationSeparator" w:id="0">
+    <w:p>
+      <w:r>
+        <w:continuationSeparator/>
+      </w:r>
+    </w:p>
+  </w:footnote>
+  <w:footnote w:id="1">
+    <w:p>
+      <w:pPr>
+        <w:pStyle w:val="FootnoteText"/>
+      </w:pPr>
+      <w:r>
+        <w:rPr>
+          <w:rStyle w:val="FootnoteReference"/>
+        </w:rPr>
+        <w:footnoteRef/>
+      </w:r>
+      <w:r>
+        <w:t xml:space="preserve">This is the first footnote. It demonstrates the footnote body.</w:t>
+      </w:r>
+    </w:p>
+  </w:footnote>
+  <w:footnote w:id="2">
+    <w:p>
+      <w:pPr>
+        <w:pStyle w:val="FootnoteText"/>
+      </w:pPr>
+      <w:r>
+        <w:rPr>
+          <w:rStyle w:val="FootnoteReference"/>
+        </w:rPr>
+        <w:footnoteRef/>
+      </w:r>
+      <w:r>
+        <w:t xml:space="preserve">Second footnote — attached to the second sentence.</w:t>
+      </w:r>
+    </w:p>
+  </w:footnote>
+</w:footnotes>
 </file>
 
 <file path=word/header1.xml><?xml version="1.0" encoding="utf-8"?>

--- a/tests/fixtures/showcase.docx
+++ b/tests/fixtures/showcase.docx
@@ -693,6 +693,36 @@
       <w:hyperlink r:id="rId7">
         <w:r>
           <w:t xml:space="preserve">hello@example.com</w:t>
+        </w:r>
+      </w:hyperlink>
+      <w:r>
+        <w:t xml:space="preserve">.</w:t>
+      </w:r>
+    </w:p>
+    <w:p>
+      <w:pPr>
+        <w:pStyle w:val="Heading2"/>
+      </w:pPr>
+      <w:r>
+        <w:t xml:space="preserve">Bookmarks</w:t>
+      </w:r>
+    </w:p>
+    <w:p>
+      <w:pPr/>
+      <w:bookmarkStart w:id="0" w:name="bookmark-demo"/>
+      <w:bookmarkEnd w:id="0"/>
+      <w:r>
+        <w:t xml:space="preserve">This paragraph has a named bookmark anchor ('bookmark-demo') at its start.</w:t>
+      </w:r>
+    </w:p>
+    <w:p>
+      <w:pPr/>
+      <w:r>
+        <w:t xml:space="preserve">This hyperlink jumps to the bookmark above: </w:t>
+      </w:r>
+      <w:hyperlink w:anchor="bookmark-demo">
+        <w:r>
+          <w:t xml:space="preserve">go to bookmark-demo</w:t>
         </w:r>
       </w:hyperlink>
       <w:r>

--- a/tests/fixtures/showcase.docx
+++ b/tests/fixtures/showcase.docx
@@ -781,6 +781,89 @@
         <w:br w:type="page"/>
       </w:r>
     </w:p>
+    <w:p>
+      <w:pPr>
+        <w:pStyle w:val="Heading2"/>
+      </w:pPr>
+      <w:r>
+        <w:t xml:space="preserve">Table of Contents</w:t>
+      </w:r>
+    </w:p>
+    <w:p>
+      <w:pPr/>
+      <w:r>
+        <w:t xml:space="preserve">The block below is a structured document tag (w:sdt) TOC:</w:t>
+      </w:r>
+    </w:p>
+    <w:sdt>
+      <w:sdtPr>
+        <w:tag w:val="Table of Contents"/>
+        <w:docPartObj>
+          <w:docPartGallery w:val="Table of Contents"/>
+          <w:docPartUnique/>
+        </w:docPartObj>
+      </w:sdtPr>
+      <w:sdtContent>
+        <w:p>
+          <w:pPr>
+            <w:pStyle w:val="TOCHeading"/>
+          </w:pPr>
+          <w:r>
+            <w:t xml:space="preserve">Contents</w:t>
+          </w:r>
+        </w:p>
+        <w:p>
+          <w:pPr>
+            <w:pStyle w:val="TOC1"/>
+          </w:pPr>
+          <w:hyperlink w:anchor="_TocShowcase1">
+            <w:r>
+              <w:t xml:space="preserve">Plain paragraphs</w:t>
+            </w:r>
+          </w:hyperlink>
+        </w:p>
+        <w:p>
+          <w:pPr>
+            <w:pStyle w:val="TOC1"/>
+          </w:pPr>
+          <w:hyperlink w:anchor="_TocShowcase2">
+            <w:r>
+              <w:t xml:space="preserve">Paragraph Formatting</w:t>
+            </w:r>
+          </w:hyperlink>
+        </w:p>
+        <w:p>
+          <w:pPr>
+            <w:pStyle w:val="TOC2"/>
+          </w:pPr>
+          <w:hyperlink w:anchor="_TocShowcase3">
+            <w:r>
+              <w:t xml:space="preserve">Indentation</w:t>
+            </w:r>
+          </w:hyperlink>
+        </w:p>
+        <w:p>
+          <w:pPr>
+            <w:pStyle w:val="TOC2"/>
+          </w:pPr>
+          <w:hyperlink w:anchor="_TocShowcase4">
+            <w:r>
+              <w:t xml:space="preserve">Spacing</w:t>
+            </w:r>
+          </w:hyperlink>
+        </w:p>
+        <w:p>
+          <w:pPr>
+            <w:pStyle w:val="TOC1"/>
+          </w:pPr>
+          <w:hyperlink w:anchor="_TocShowcase5">
+            <w:r>
+              <w:t xml:space="preserve">Run (Character) Formatting</w:t>
+            </w:r>
+          </w:hyperlink>
+        </w:p>
+      </w:sdtContent>
+    </w:sdt>
     <w:p>
       <w:pPr>
         <w:pStyle w:val="Heading2"/>

--- a/tests/fixtures/showcase.docx
+++ b/tests/fixtures/showcase.docx
@@ -6,6 +6,8 @@
       <w:pPr>
         <w:pStyle w:val="Heading1"/>
       </w:pPr>
+      <w:bookmarkStart w:id="0" w:name="_TocShowcase1"/>
+      <w:bookmarkEnd w:id="0"/>
       <w:r>
         <w:t xml:space="preserve">docwow Showcase Document</w:t>
       </w:r>
@@ -20,6 +22,8 @@
       <w:pPr>
         <w:pStyle w:val="Heading2"/>
       </w:pPr>
+      <w:bookmarkStart w:id="1" w:name="_TocShowcase2"/>
+      <w:bookmarkEnd w:id="1"/>
       <w:r>
         <w:t xml:space="preserve">Paragraph Formatting</w:t>
       </w:r>
@@ -60,6 +64,8 @@
       <w:pPr>
         <w:pStyle w:val="Heading2"/>
       </w:pPr>
+      <w:bookmarkStart w:id="2" w:name="_TocShowcase3"/>
+      <w:bookmarkEnd w:id="2"/>
       <w:r>
         <w:t xml:space="preserve">Indentation</w:t>
       </w:r>
@@ -114,6 +120,8 @@
       <w:pPr>
         <w:pStyle w:val="Heading2"/>
       </w:pPr>
+      <w:bookmarkStart w:id="3" w:name="_TocShowcase4"/>
+      <w:bookmarkEnd w:id="3"/>
       <w:r>
         <w:t xml:space="preserve">Spacing</w:t>
       </w:r>
@@ -154,6 +162,8 @@
       <w:pPr>
         <w:pStyle w:val="Heading2"/>
       </w:pPr>
+      <w:bookmarkStart w:id="4" w:name="_TocShowcase5"/>
+      <w:bookmarkEnd w:id="4"/>
       <w:r>
         <w:t xml:space="preserve">Run (Character) Formatting</w:t>
       </w:r>
@@ -709,8 +719,8 @@
     </w:p>
     <w:p>
       <w:pPr/>
-      <w:bookmarkStart w:id="0" w:name="bookmark-demo"/>
-      <w:bookmarkEnd w:id="0"/>
+      <w:bookmarkStart w:id="5" w:name="bookmark-demo"/>
+      <w:bookmarkEnd w:id="5"/>
       <w:r>
         <w:t xml:space="preserve">This paragraph has a named bookmark anchor ('bookmark-demo') at its start.</w:t>
       </w:r>

--- a/tests/fixtures/showcase.docx
+++ b/tests/fixtures/showcase.docx
@@ -6,7 +6,7 @@
       <w:pPr>
         <w:pStyle w:val="Heading1"/>
       </w:pPr>
-      <w:bookmarkStart w:id="0" w:name="_TocShowcase1"/>
+      <w:bookmarkStart w:id="0" w:name="showcase-title"/>
       <w:bookmarkEnd w:id="0"/>
       <w:r>
         <w:t xml:space="preserve">docwow Showcase Document</w:t>
@@ -15,25 +15,192 @@
     <w:p>
       <w:pPr/>
       <w:r>
-        <w:t xml:space="preserve">This document is generated entirely by the docwow writer layer. It exercises every feature implemented in the library.</w:t>
+        <w:t xml:space="preserve">This document is generated entirely by the docwow writer layer. It demonstrates every supported feature. Open showcase.html in a browser and showcase.docx in Word to verify that all features render correctly.</w:t>
       </w:r>
     </w:p>
     <w:p>
       <w:pPr>
         <w:pStyle w:val="Heading2"/>
       </w:pPr>
-      <w:bookmarkStart w:id="1" w:name="_TocShowcase2"/>
+      <w:bookmarkStart w:id="1" w:name="showcase-toc"/>
       <w:bookmarkEnd w:id="1"/>
       <w:r>
+        <w:t xml:space="preserve">Table of Contents</w:t>
+      </w:r>
+    </w:p>
+    <w:sdt>
+      <w:sdtPr>
+        <w:tag w:val="Table of Contents"/>
+        <w:docPartObj>
+          <w:docPartGallery w:val="Table of Contents"/>
+          <w:docPartUnique/>
+        </w:docPartObj>
+      </w:sdtPr>
+      <w:sdtContent>
+        <w:p>
+          <w:pPr>
+            <w:pStyle w:val="TOCHeading"/>
+          </w:pPr>
+          <w:r>
+            <w:t xml:space="preserve">Contents</w:t>
+          </w:r>
+        </w:p>
+        <w:p>
+          <w:pPr>
+            <w:pStyle w:val="TOC1"/>
+          </w:pPr>
+          <w:hyperlink w:anchor="showcase-title">
+            <w:r>
+              <w:t xml:space="preserve">docwow Showcase Document</w:t>
+            </w:r>
+          </w:hyperlink>
+        </w:p>
+        <w:p>
+          <w:pPr>
+            <w:pStyle w:val="TOC1"/>
+          </w:pPr>
+          <w:hyperlink w:anchor="showcase-toc">
+            <w:r>
+              <w:t xml:space="preserve">Table of Contents</w:t>
+            </w:r>
+          </w:hyperlink>
+        </w:p>
+        <w:p>
+          <w:pPr>
+            <w:pStyle w:val="TOC1"/>
+          </w:pPr>
+          <w:hyperlink w:anchor="showcase-para-fmt">
+            <w:r>
+              <w:t xml:space="preserve">Paragraph Formatting</w:t>
+            </w:r>
+          </w:hyperlink>
+        </w:p>
+        <w:p>
+          <w:pPr>
+            <w:pStyle w:val="TOC1"/>
+          </w:pPr>
+          <w:hyperlink w:anchor="showcase-run-fmt">
+            <w:r>
+              <w:t xml:space="preserve">Run (Character) Formatting</w:t>
+            </w:r>
+          </w:hyperlink>
+        </w:p>
+        <w:p>
+          <w:pPr>
+            <w:pStyle w:val="TOC1"/>
+          </w:pPr>
+          <w:hyperlink w:anchor="showcase-images">
+            <w:r>
+              <w:t xml:space="preserve">Inline Images</w:t>
+            </w:r>
+          </w:hyperlink>
+        </w:p>
+        <w:p>
+          <w:pPr>
+            <w:pStyle w:val="TOC1"/>
+          </w:pPr>
+          <w:hyperlink w:anchor="showcase-lists">
+            <w:r>
+              <w:t xml:space="preserve">Lists</w:t>
+            </w:r>
+          </w:hyperlink>
+        </w:p>
+        <w:p>
+          <w:pPr>
+            <w:pStyle w:val="TOC1"/>
+          </w:pPr>
+          <w:hyperlink w:anchor="showcase-tables">
+            <w:r>
+              <w:t xml:space="preserve">Tables</w:t>
+            </w:r>
+          </w:hyperlink>
+        </w:p>
+        <w:p>
+          <w:pPr>
+            <w:pStyle w:val="TOC1"/>
+          </w:pPr>
+          <w:hyperlink w:anchor="showcase-hyperlinks">
+            <w:r>
+              <w:t xml:space="preserve">Hyperlinks</w:t>
+            </w:r>
+          </w:hyperlink>
+        </w:p>
+        <w:p>
+          <w:pPr>
+            <w:pStyle w:val="TOC1"/>
+          </w:pPr>
+          <w:hyperlink w:anchor="showcase-bookmarks">
+            <w:r>
+              <w:t xml:space="preserve">Bookmarks</w:t>
+            </w:r>
+          </w:hyperlink>
+        </w:p>
+        <w:p>
+          <w:pPr>
+            <w:pStyle w:val="TOC1"/>
+          </w:pPr>
+          <w:hyperlink w:anchor="showcase-footnotes">
+            <w:r>
+              <w:t xml:space="preserve">Footnotes and Endnotes</w:t>
+            </w:r>
+          </w:hyperlink>
+        </w:p>
+        <w:p>
+          <w:pPr>
+            <w:pStyle w:val="TOC1"/>
+          </w:pPr>
+          <w:hyperlink w:anchor="showcase-pagebreaks">
+            <w:r>
+              <w:t xml:space="preserve">Page Breaks</w:t>
+            </w:r>
+          </w:hyperlink>
+        </w:p>
+        <w:p>
+          <w:pPr>
+            <w:pStyle w:val="TOC1"/>
+          </w:pPr>
+          <w:hyperlink w:anchor="showcase-pagefields">
+            <w:r>
+              <w:t xml:space="preserve">Page Number Fields</w:t>
+            </w:r>
+          </w:hyperlink>
+        </w:p>
+        <w:p>
+          <w:pPr>
+            <w:pStyle w:val="TOC1"/>
+          </w:pPr>
+          <w:hyperlink w:anchor="showcase-hf">
+            <w:r>
+              <w:t xml:space="preserve">Headers and Footers</w:t>
+            </w:r>
+          </w:hyperlink>
+        </w:p>
+      </w:sdtContent>
+    </w:sdt>
+    <w:p>
+      <w:pPr>
+        <w:pStyle w:val="Heading1"/>
+      </w:pPr>
+      <w:bookmarkStart w:id="2" w:name="showcase-para-fmt"/>
+      <w:bookmarkEnd w:id="2"/>
+      <w:r>
         <w:t xml:space="preserve">Paragraph Formatting</w:t>
       </w:r>
     </w:p>
     <w:p>
       <w:pPr>
+        <w:pStyle w:val="Heading2"/>
+      </w:pPr>
+      <w:r>
+        <w:t xml:space="preserve">Alignment</w:t>
+      </w:r>
+    </w:p>
+    <w:p>
+      <w:pPr>
         <w:jc w:val="left"/>
       </w:pPr>
       <w:r>
-        <w:t xml:space="preserve">Left-aligned paragraph (default)</w:t>
+        <w:t xml:space="preserve">Left-aligned paragraph (default).</w:t>
       </w:r>
     </w:p>
     <w:p>
@@ -41,7 +208,7 @@
         <w:jc w:val="center"/>
       </w:pPr>
       <w:r>
-        <w:t xml:space="preserve">Centre-aligned paragraph</w:t>
+        <w:t xml:space="preserve">Centre-aligned paragraph.</w:t>
       </w:r>
     </w:p>
     <w:p>
@@ -49,7 +216,7 @@
         <w:jc w:val="right"/>
       </w:pPr>
       <w:r>
-        <w:t xml:space="preserve">Right-aligned paragraph</w:t>
+        <w:t xml:space="preserve">Right-aligned paragraph.</w:t>
       </w:r>
     </w:p>
     <w:p>
@@ -57,15 +224,13 @@
         <w:jc w:val="both"/>
       </w:pPr>
       <w:r>
-        <w:t xml:space="preserve">Justified paragraph. Lorem ipsum dolor sit amet, consectetur adipiscing elit. Sed do eiusmod tempor incididunt ut labore et dolore.</w:t>
+        <w:t xml:space="preserve">Justified paragraph. Lorem ipsum dolor sit amet, consectetur adipiscing elit. Sed do eiusmod tempor incididunt ut labore et dolore magna aliqua.</w:t>
       </w:r>
     </w:p>
     <w:p>
       <w:pPr>
         <w:pStyle w:val="Heading2"/>
       </w:pPr>
-      <w:bookmarkStart w:id="2" w:name="_TocShowcase3"/>
-      <w:bookmarkEnd w:id="2"/>
       <w:r>
         <w:t xml:space="preserve">Indentation</w:t>
       </w:r>
@@ -73,7 +238,7 @@
     <w:p>
       <w:pPr/>
       <w:r>
-        <w:t xml:space="preserve">Normal paragraph — no indent</w:t>
+        <w:t xml:space="preserve">No indent (normal).</w:t>
       </w:r>
     </w:p>
     <w:p>
@@ -81,7 +246,7 @@
         <w:ind w:left="720"/>
       </w:pPr>
       <w:r>
-        <w:t xml:space="preserve">Left indent 36pt</w:t>
+        <w:t xml:space="preserve">Left indent 36pt.</w:t>
       </w:r>
     </w:p>
     <w:p>
@@ -89,7 +254,7 @@
         <w:ind w:left="1440"/>
       </w:pPr>
       <w:r>
-        <w:t xml:space="preserve">Left indent 72pt</w:t>
+        <w:t xml:space="preserve">Left indent 72pt.</w:t>
       </w:r>
     </w:p>
     <w:p>
@@ -97,7 +262,7 @@
         <w:ind w:right="720"/>
       </w:pPr>
       <w:r>
-        <w:t xml:space="preserve">Right indent 36pt</w:t>
+        <w:t xml:space="preserve">Right indent 36pt.</w:t>
       </w:r>
     </w:p>
     <w:p>
@@ -105,7 +270,7 @@
         <w:ind w:firstLine="720"/>
       </w:pPr>
       <w:r>
-        <w:t xml:space="preserve">First-line indent 36pt</w:t>
+        <w:t xml:space="preserve">First-line indent 36pt.</w:t>
       </w:r>
     </w:p>
     <w:p>
@@ -113,58 +278,86 @@
         <w:ind w:left="1440" w:hanging="720"/>
       </w:pPr>
       <w:r>
-        <w:t xml:space="preserve">Hanging indent 36pt (first line protrudes left)</w:t>
+        <w:t xml:space="preserve">Hanging indent: first line protrudes left by 36pt.</w:t>
       </w:r>
     </w:p>
     <w:p>
       <w:pPr>
         <w:pStyle w:val="Heading2"/>
       </w:pPr>
-      <w:bookmarkStart w:id="3" w:name="_TocShowcase4"/>
+      <w:r>
+        <w:t xml:space="preserve">Spacing</w:t>
+      </w:r>
+    </w:p>
+    <w:p>
+      <w:pPr>
+        <w:spacing w:before="480"/>
+      </w:pPr>
+      <w:r>
+        <w:t xml:space="preserve">Space-before 24pt.</w:t>
+      </w:r>
+    </w:p>
+    <w:p>
+      <w:pPr>
+        <w:spacing w:after="480"/>
+      </w:pPr>
+      <w:r>
+        <w:t xml:space="preserve">Space-after 24pt.</w:t>
+      </w:r>
+    </w:p>
+    <w:p>
+      <w:pPr>
+        <w:spacing w:line="400" w:lineRule="exact"/>
+      </w:pPr>
+      <w:r>
+        <w:t xml:space="preserve">Line-spacing 20pt.</w:t>
+      </w:r>
+    </w:p>
+    <w:p>
+      <w:pPr>
+        <w:pStyle w:val="Heading2"/>
+      </w:pPr>
+      <w:r>
+        <w:t xml:space="preserve">Pagination flags</w:t>
+      </w:r>
+    </w:p>
+    <w:p>
+      <w:pPr>
+        <w:keepLines/>
+      </w:pPr>
+      <w:r>
+        <w:t xml:space="preserve">keep_together=True: Word keeps all lines of this paragraph on the same page.</w:t>
+      </w:r>
+    </w:p>
+    <w:p>
+      <w:pPr>
+        <w:keepNext/>
+      </w:pPr>
+      <w:r>
+        <w:t xml:space="preserve">keep_with_next=True: Word keeps this paragraph on the same page as the one after it.</w:t>
+      </w:r>
+    </w:p>
+    <w:p>
+      <w:pPr/>
+      <w:r>
+        <w:t xml:space="preserve">This paragraph follows the keep_with_next paragraph.</w:t>
+      </w:r>
+    </w:p>
+    <w:p>
+      <w:pPr>
+        <w:pageBreakBefore/>
+      </w:pPr>
+      <w:r>
+        <w:t xml:space="preserve">page_break_before=True: Word starts this paragraph on a new page.</w:t>
+      </w:r>
+    </w:p>
+    <w:p>
+      <w:pPr>
+        <w:pStyle w:val="Heading1"/>
+      </w:pPr>
+      <w:bookmarkStart w:id="3" w:name="showcase-run-fmt"/>
       <w:bookmarkEnd w:id="3"/>
       <w:r>
-        <w:t xml:space="preserve">Spacing</w:t>
-      </w:r>
-    </w:p>
-    <w:p>
-      <w:pPr>
-        <w:spacing w:before="480"/>
-      </w:pPr>
-      <w:r>
-        <w:t xml:space="preserve">Space before 24pt</w:t>
-      </w:r>
-    </w:p>
-    <w:p>
-      <w:pPr>
-        <w:spacing w:after="480"/>
-      </w:pPr>
-      <w:r>
-        <w:t xml:space="preserve">Space after 24pt</w:t>
-      </w:r>
-    </w:p>
-    <w:p>
-      <w:pPr>
-        <w:spacing w:line="400" w:lineRule="exact"/>
-      </w:pPr>
-      <w:r>
-        <w:t xml:space="preserve">Line spacing 20pt</w:t>
-      </w:r>
-    </w:p>
-    <w:p>
-      <w:pPr>
-        <w:pageBreakBefore/>
-      </w:pPr>
-      <w:r>
-        <w:t xml:space="preserve">Page break before this paragraph</w:t>
-      </w:r>
-    </w:p>
-    <w:p>
-      <w:pPr>
-        <w:pStyle w:val="Heading2"/>
-      </w:pPr>
-      <w:bookmarkStart w:id="4" w:name="_TocShowcase5"/>
-      <w:bookmarkEnd w:id="4"/>
-      <w:r>
         <w:t xml:space="preserve">Run (Character) Formatting</w:t>
       </w:r>
     </w:p>
@@ -174,32 +367,32 @@
         <w:rPr>
           <w:b/>
         </w:rPr>
-        <w:t xml:space="preserve">Bold </w:t>
+        <w:t xml:space="preserve">Bold  </w:t>
       </w:r>
       <w:r>
         <w:rPr>
           <w:i/>
         </w:rPr>
-        <w:t xml:space="preserve">Italic </w:t>
+        <w:t xml:space="preserve">Italic  </w:t>
       </w:r>
       <w:r>
         <w:rPr>
           <w:u w:val="single"/>
         </w:rPr>
-        <w:t xml:space="preserve">Underline </w:t>
+        <w:t xml:space="preserve">Underline  </w:t>
       </w:r>
       <w:r>
         <w:rPr>
           <w:strike/>
         </w:rPr>
-        <w:t xml:space="preserve">Strikethrough </w:t>
+        <w:t xml:space="preserve">Strikethrough  </w:t>
       </w:r>
       <w:r>
         <w:rPr>
           <w:b/>
           <w:i/>
         </w:rPr>
-        <w:t xml:space="preserve">Bold+Italic</w:t>
+        <w:t xml:space="preserve">Bold + Italic</w:t>
       </w:r>
     </w:p>
     <w:p>
@@ -209,14 +402,14 @@
           <w:rFonts w:ascii="Arial" w:hAnsi="Arial"/>
           <w:sz w:val="20"/>
         </w:rPr>
-        <w:t xml:space="preserve">Arial 10pt </w:t>
+        <w:t xml:space="preserve">Arial 10pt  </w:t>
       </w:r>
       <w:r>
         <w:rPr>
           <w:rFonts w:ascii="Courier New" w:hAnsi="Courier New"/>
           <w:sz w:val="24"/>
         </w:rPr>
-        <w:t xml:space="preserve">Courier New 12pt </w:t>
+        <w:t xml:space="preserve">Courier New 12pt  </w:t>
       </w:r>
       <w:r>
         <w:rPr>
@@ -232,19 +425,19 @@
         <w:rPr>
           <w:color w:val="FF0000"/>
         </w:rPr>
-        <w:t xml:space="preserve">Red text </w:t>
+        <w:t xml:space="preserve">Red  </w:t>
       </w:r>
       <w:r>
         <w:rPr>
           <w:color w:val="00AA00"/>
         </w:rPr>
-        <w:t xml:space="preserve">Green text </w:t>
+        <w:t xml:space="preserve">Green  </w:t>
       </w:r>
       <w:r>
         <w:rPr>
           <w:color w:val="0000FF"/>
         </w:rPr>
-        <w:t xml:space="preserve">Blue text</w:t>
+        <w:t xml:space="preserve">Blue</w:t>
       </w:r>
     </w:p>
     <w:p>
@@ -253,13 +446,13 @@
         <w:rPr>
           <w:highlight w:val="yellow"/>
         </w:rPr>
-        <w:t xml:space="preserve">Yellow highlight </w:t>
+        <w:t xml:space="preserve">Yellow highlight  </w:t>
       </w:r>
       <w:r>
         <w:rPr>
           <w:highlight w:val="cyan"/>
         </w:rPr>
-        <w:t xml:space="preserve">Cyan highlight </w:t>
+        <w:t xml:space="preserve">Cyan highlight  </w:t>
       </w:r>
       <w:r>
         <w:rPr>
@@ -280,7 +473,7 @@
         <w:t xml:space="preserve">Superscript</w:t>
       </w:r>
       <w:r>
-        <w:t xml:space="preserve"> Normal </w:t>
+        <w:t xml:space="preserve">  Normal  </w:t>
       </w:r>
       <w:r>
         <w:rPr>
@@ -289,7 +482,7 @@
         <w:t xml:space="preserve">Subscript</w:t>
       </w:r>
       <w:r>
-        <w:t xml:space="preserve"> Normal</w:t>
+        <w:t xml:space="preserve">  Normal</w:t>
       </w:r>
     </w:p>
     <w:p>
@@ -297,23 +490,25 @@
       <w:r>
         <w:t xml:space="preserve">Line 1</w:t>
         <w:br/>
-        <w:t xml:space="preserve">Line 2 (newline in same run)</w:t>
+        <w:t xml:space="preserve">Line 2 (newline inside one run)</w:t>
         <w:br/>
         <w:t xml:space="preserve">Line 3</w:t>
       </w:r>
     </w:p>
     <w:p>
       <w:pPr>
-        <w:pStyle w:val="Heading2"/>
-      </w:pPr>
-      <w:r>
-        <w:t xml:space="preserve">Inline Image</w:t>
-      </w:r>
-    </w:p>
-    <w:p>
-      <w:pPr/>
-      <w:r>
-        <w:t xml:space="preserve">The paragraph below contains an inline image (8×8 white PNG):</w:t>
+        <w:pStyle w:val="Heading1"/>
+      </w:pPr>
+      <w:bookmarkStart w:id="4" w:name="showcase-images"/>
+      <w:bookmarkEnd w:id="4"/>
+      <w:r>
+        <w:t xml:space="preserve">Inline Images</w:t>
+      </w:r>
+    </w:p>
+    <w:p>
+      <w:pPr/>
+      <w:r>
+        <w:t xml:space="preserve">A 16×16 4-quadrant PNG embedded as an inline image run:</w:t>
       </w:r>
     </w:p>
     <w:p>
@@ -356,7 +551,17 @@
         </w:drawing>
       </w:r>
       <w:r>
-        <w:t xml:space="preserve"> — After image</w:t>
+        <w:t xml:space="preserve"> — after image.</w:t>
+      </w:r>
+    </w:p>
+    <w:p>
+      <w:pPr>
+        <w:pStyle w:val="Heading1"/>
+      </w:pPr>
+      <w:bookmarkStart w:id="5" w:name="showcase-lists"/>
+      <w:bookmarkEnd w:id="5"/>
+      <w:r>
+        <w:t xml:space="preserve">Lists</w:t>
       </w:r>
     </w:p>
     <w:p>
@@ -364,7 +569,7 @@
         <w:pStyle w:val="Heading2"/>
       </w:pPr>
       <w:r>
-        <w:t xml:space="preserve">Bullet List</w:t>
+        <w:t xml:space="preserve">Bullet list (3 levels):</w:t>
       </w:r>
     </w:p>
     <w:p>
@@ -375,7 +580,7 @@
         </w:numPr>
       </w:pPr>
       <w:r>
-        <w:t xml:space="preserve">First bullet item</w:t>
+        <w:t xml:space="preserve">First bullet</w:t>
       </w:r>
     </w:p>
     <w:p>
@@ -386,7 +591,7 @@
         </w:numPr>
       </w:pPr>
       <w:r>
-        <w:t xml:space="preserve">Second bullet item</w:t>
+        <w:t xml:space="preserve">Second bullet</w:t>
       </w:r>
     </w:p>
     <w:p>
@@ -397,7 +602,7 @@
         </w:numPr>
       </w:pPr>
       <w:r>
-        <w:t xml:space="preserve">Third bullet item</w:t>
+        <w:t xml:space="preserve">Third bullet</w:t>
       </w:r>
     </w:p>
     <w:p>
@@ -408,7 +613,7 @@
         </w:numPr>
       </w:pPr>
       <w:r>
-        <w:t xml:space="preserve">Nested level 1</w:t>
+        <w:t xml:space="preserve">Nested level 1 — first</w:t>
       </w:r>
     </w:p>
     <w:p>
@@ -419,7 +624,7 @@
         </w:numPr>
       </w:pPr>
       <w:r>
-        <w:t xml:space="preserve">Nested level 1 second item</w:t>
+        <w:t xml:space="preserve">Nested level 1 — second</w:t>
       </w:r>
     </w:p>
     <w:p>
@@ -449,7 +654,7 @@
         <w:pStyle w:val="Heading2"/>
       </w:pPr>
       <w:r>
-        <w:t xml:space="preserve">Numbered List</w:t>
+        <w:t xml:space="preserve">Numbered list:</w:t>
       </w:r>
     </w:p>
     <w:p>
@@ -460,7 +665,7 @@
         </w:numPr>
       </w:pPr>
       <w:r>
-        <w:t xml:space="preserve">First numbered item</w:t>
+        <w:t xml:space="preserve">First item</w:t>
       </w:r>
     </w:p>
     <w:p>
@@ -471,7 +676,7 @@
         </w:numPr>
       </w:pPr>
       <w:r>
-        <w:t xml:space="preserve">Second numbered item</w:t>
+        <w:t xml:space="preserve">Second item</w:t>
       </w:r>
     </w:p>
     <w:p>
@@ -482,15 +687,23 @@
         </w:numPr>
       </w:pPr>
       <w:r>
-        <w:t xml:space="preserve">Third numbered item</w:t>
-      </w:r>
-    </w:p>
-    <w:p>
-      <w:pPr>
-        <w:pStyle w:val="Heading2"/>
-      </w:pPr>
-      <w:r>
-        <w:t xml:space="preserve">Table</w:t>
+        <w:t xml:space="preserve">Third item</w:t>
+      </w:r>
+    </w:p>
+    <w:p>
+      <w:pPr>
+        <w:pStyle w:val="Heading1"/>
+      </w:pPr>
+      <w:bookmarkStart w:id="6" w:name="showcase-tables"/>
+      <w:bookmarkEnd w:id="6"/>
+      <w:r>
+        <w:t xml:space="preserve">Tables</w:t>
+      </w:r>
+    </w:p>
+    <w:p>
+      <w:pPr/>
+      <w:r>
+        <w:t xml:space="preserve">3-column table with colspan and rowspan:</w:t>
       </w:r>
     </w:p>
     <w:tbl>
@@ -551,7 +764,7 @@
           <w:p>
             <w:pPr/>
             <w:r>
-              <w:t xml:space="preserve">Row 1, Col 1</w:t>
+              <w:t xml:space="preserve">Row 1 Col 1</w:t>
             </w:r>
           </w:p>
         </w:tc>
@@ -560,7 +773,7 @@
           <w:p>
             <w:pPr/>
             <w:r>
-              <w:t xml:space="preserve">Row 1, Col 2</w:t>
+              <w:t xml:space="preserve">Row 1 Col 2</w:t>
             </w:r>
           </w:p>
         </w:tc>
@@ -569,7 +782,7 @@
           <w:p>
             <w:pPr/>
             <w:r>
-              <w:t xml:space="preserve">Row 1, Col 3</w:t>
+              <w:t xml:space="preserve">Row 1 Col 3</w:t>
             </w:r>
           </w:p>
         </w:tc>
@@ -582,7 +795,7 @@
           <w:p>
             <w:pPr/>
             <w:r>
-              <w:t xml:space="preserve">Colspan 2</w:t>
+              <w:t xml:space="preserve">colspan=2</w:t>
             </w:r>
           </w:p>
         </w:tc>
@@ -604,7 +817,7 @@
           <w:p>
             <w:pPr/>
             <w:r>
-              <w:t xml:space="preserve">Row span start</w:t>
+              <w:t xml:space="preserve">rowspan start</w:t>
             </w:r>
           </w:p>
         </w:tc>
@@ -658,11 +871,44 @@
           </w:p>
         </w:tc>
       </w:tr>
+      <w:tr>
+        <w:tc>
+          <w:tcPr>
+            <w:tcW w:w="2400" w:type="dxa"/>
+          </w:tcPr>
+          <w:p>
+            <w:pPr/>
+            <w:r>
+              <w:t xml:space="preserve">Row span start</w:t>
+            </w:r>
+          </w:p>
+        </w:tc>
+        <w:tc>
+          <w:tcPr/>
+          <w:p>
+            <w:pPr/>
+            <w:r>
+              <w:t xml:space="preserve">Row 5 Col 2</w:t>
+            </w:r>
+          </w:p>
+        </w:tc>
+        <w:tc>
+          <w:tcPr/>
+          <w:p>
+            <w:pPr/>
+            <w:r>
+              <w:t xml:space="preserve">Row 5 Col 3</w:t>
+            </w:r>
+          </w:p>
+        </w:tc>
+      </w:tr>
     </w:tbl>
     <w:p>
       <w:pPr>
-        <w:pStyle w:val="Heading2"/>
-      </w:pPr>
+        <w:pStyle w:val="Heading1"/>
+      </w:pPr>
+      <w:bookmarkStart w:id="7" w:name="showcase-hyperlinks"/>
+      <w:bookmarkEnd w:id="7"/>
       <w:r>
         <w:t xml:space="preserve">Hyperlinks</w:t>
       </w:r>
@@ -670,7 +916,7 @@
     <w:p>
       <w:pPr/>
       <w:r>
-        <w:t xml:space="preserve">Visit the </w:t>
+        <w:t xml:space="preserve">External URL: </w:t>
       </w:r>
       <w:hyperlink r:id="rId5">
         <w:r>
@@ -678,13 +924,13 @@
         </w:r>
       </w:hyperlink>
       <w:r>
-        <w:t xml:space="preserve"> for full details.</w:t>
-      </w:r>
-    </w:p>
-    <w:p>
-      <w:pPr/>
-      <w:r>
-        <w:t xml:space="preserve">Report bugs on </w:t>
+        <w:t xml:space="preserve">.</w:t>
+      </w:r>
+    </w:p>
+    <w:p>
+      <w:pPr/>
+      <w:r>
+        <w:t xml:space="preserve">Bug reports: </w:t>
       </w:r>
       <w:hyperlink r:id="rId6">
         <w:r>
@@ -698,7 +944,7 @@
     <w:p>
       <w:pPr/>
       <w:r>
-        <w:t xml:space="preserve">Contact us at </w:t>
+        <w:t xml:space="preserve">Mailto: </w:t>
       </w:r>
       <w:hyperlink r:id="rId7">
         <w:r>
@@ -710,25 +956,41 @@
       </w:r>
     </w:p>
     <w:p>
-      <w:pPr>
-        <w:pStyle w:val="Heading2"/>
-      </w:pPr>
+      <w:pPr/>
+      <w:r>
+        <w:t xml:space="preserve">Internal anchor: </w:t>
+      </w:r>
+      <w:hyperlink w:anchor="showcase-bookmarks">
+        <w:r>
+          <w:t xml:space="preserve">jump to Bookmarks section</w:t>
+        </w:r>
+      </w:hyperlink>
+      <w:r>
+        <w:t xml:space="preserve"> (should scroll to the Bookmarks heading above).</w:t>
+      </w:r>
+    </w:p>
+    <w:p>
+      <w:pPr>
+        <w:pStyle w:val="Heading1"/>
+      </w:pPr>
+      <w:bookmarkStart w:id="8" w:name="showcase-bookmarks"/>
+      <w:bookmarkEnd w:id="8"/>
       <w:r>
         <w:t xml:space="preserve">Bookmarks</w:t>
       </w:r>
     </w:p>
     <w:p>
       <w:pPr/>
-      <w:bookmarkStart w:id="5" w:name="bookmark-demo"/>
-      <w:bookmarkEnd w:id="5"/>
-      <w:r>
-        <w:t xml:space="preserve">This paragraph has a named bookmark anchor ('bookmark-demo') at its start.</w:t>
-      </w:r>
-    </w:p>
-    <w:p>
-      <w:pPr/>
-      <w:r>
-        <w:t xml:space="preserve">This hyperlink jumps to the bookmark above: </w:t>
+      <w:bookmarkStart w:id="9" w:name="bookmark-demo"/>
+      <w:bookmarkEnd w:id="9"/>
+      <w:r>
+        <w:t xml:space="preserve">This paragraph carries the named bookmark anchor 'bookmark-demo'. The anchor is a zero-width invisible marker.</w:t>
+      </w:r>
+    </w:p>
+    <w:p>
+      <w:pPr/>
+      <w:r>
+        <w:t xml:space="preserve">This hyperlink jumps to the anchor above: </w:t>
       </w:r>
       <w:hyperlink w:anchor="bookmark-demo">
         <w:r>
@@ -740,9 +1002,17 @@
       </w:r>
     </w:p>
     <w:p>
-      <w:pPr>
-        <w:pStyle w:val="Heading2"/>
-      </w:pPr>
+      <w:pPr/>
+      <w:r>
+        <w:t xml:space="preserve">The TOC at the top of this document also uses bookmarks — each section heading carries a BookmarkStart run that the TOC hyperlinks resolve to.</w:t>
+      </w:r>
+    </w:p>
+    <w:p>
+      <w:pPr>
+        <w:pStyle w:val="Heading1"/>
+      </w:pPr>
+      <w:bookmarkStart w:id="10" w:name="showcase-footnotes"/>
+      <w:bookmarkEnd w:id="10"/>
       <w:r>
         <w:t xml:space="preserve">Footnotes and Endnotes</w:t>
       </w:r>
@@ -787,97 +1057,104 @@
       </w:r>
     </w:p>
     <w:p>
+      <w:pPr>
+        <w:pStyle w:val="Heading1"/>
+      </w:pPr>
+      <w:bookmarkStart w:id="11" w:name="showcase-pagebreaks"/>
+      <w:bookmarkEnd w:id="11"/>
+      <w:r>
+        <w:t xml:space="preserve">Page Breaks</w:t>
+      </w:r>
+    </w:p>
+    <w:p>
+      <w:pPr/>
+      <w:r>
+        <w:t xml:space="preserve">An explicit page break element follows. In HTML it renders as &lt;div class="dw-page-break"&gt; (invisible, preserved for round-trip). In Word / LibreOffice it forces a new page.</w:t>
+      </w:r>
+    </w:p>
+    <w:p>
       <w:r>
         <w:br w:type="page"/>
       </w:r>
     </w:p>
     <w:p>
-      <w:pPr>
-        <w:pStyle w:val="Heading2"/>
-      </w:pPr>
-      <w:r>
-        <w:t xml:space="preserve">Table of Contents</w:t>
-      </w:r>
-    </w:p>
-    <w:p>
-      <w:pPr/>
-      <w:r>
-        <w:t xml:space="preserve">The block below is a structured document tag (w:sdt) TOC:</w:t>
-      </w:r>
-    </w:p>
-    <w:sdt>
-      <w:sdtPr>
-        <w:tag w:val="Table of Contents"/>
-        <w:docPartObj>
-          <w:docPartGallery w:val="Table of Contents"/>
-          <w:docPartUnique/>
-        </w:docPartObj>
-      </w:sdtPr>
-      <w:sdtContent>
-        <w:p>
-          <w:pPr>
-            <w:pStyle w:val="TOCHeading"/>
-          </w:pPr>
-          <w:r>
-            <w:t xml:space="preserve">Contents</w:t>
-          </w:r>
-        </w:p>
-        <w:p>
-          <w:pPr>
-            <w:pStyle w:val="TOC1"/>
-          </w:pPr>
-          <w:hyperlink w:anchor="_TocShowcase1">
-            <w:r>
-              <w:t xml:space="preserve">Plain paragraphs</w:t>
-            </w:r>
-          </w:hyperlink>
-        </w:p>
-        <w:p>
-          <w:pPr>
-            <w:pStyle w:val="TOC1"/>
-          </w:pPr>
-          <w:hyperlink w:anchor="_TocShowcase2">
-            <w:r>
-              <w:t xml:space="preserve">Paragraph Formatting</w:t>
-            </w:r>
-          </w:hyperlink>
-        </w:p>
-        <w:p>
-          <w:pPr>
-            <w:pStyle w:val="TOC2"/>
-          </w:pPr>
-          <w:hyperlink w:anchor="_TocShowcase3">
-            <w:r>
-              <w:t xml:space="preserve">Indentation</w:t>
-            </w:r>
-          </w:hyperlink>
-        </w:p>
-        <w:p>
-          <w:pPr>
-            <w:pStyle w:val="TOC2"/>
-          </w:pPr>
-          <w:hyperlink w:anchor="_TocShowcase4">
-            <w:r>
-              <w:t xml:space="preserve">Spacing</w:t>
-            </w:r>
-          </w:hyperlink>
-        </w:p>
-        <w:p>
-          <w:pPr>
-            <w:pStyle w:val="TOC1"/>
-          </w:pPr>
-          <w:hyperlink w:anchor="_TocShowcase5">
-            <w:r>
-              <w:t xml:space="preserve">Run (Character) Formatting</w:t>
-            </w:r>
-          </w:hyperlink>
-        </w:p>
-      </w:sdtContent>
-    </w:sdt>
-    <w:p>
-      <w:pPr>
-        <w:pStyle w:val="Heading2"/>
-      </w:pPr>
+      <w:pPr/>
+      <w:r>
+        <w:t xml:space="preserve">This paragraph is immediately after the explicit page break. In Word it should appear at the top of a new page.</w:t>
+      </w:r>
+    </w:p>
+    <w:p>
+      <w:pPr>
+        <w:pStyle w:val="Heading1"/>
+      </w:pPr>
+      <w:bookmarkStart w:id="12" w:name="showcase-pagefields"/>
+      <w:bookmarkEnd w:id="12"/>
+      <w:r>
+        <w:t xml:space="preserve">Page Number Fields</w:t>
+      </w:r>
+    </w:p>
+    <w:p>
+      <w:pPr/>
+      <w:r>
+        <w:t xml:space="preserve">Page number fields can appear anywhere in the body, not just headers/footers. The paragraph below uses PAGE and NUMPAGES fields:</w:t>
+      </w:r>
+    </w:p>
+    <w:p>
+      <w:pPr>
+        <w:jc w:val="center"/>
+      </w:pPr>
+      <w:r>
+        <w:t xml:space="preserve">You are on page </w:t>
+      </w:r>
+      <w:r>
+        <w:fldChar w:fldCharType="begin"/>
+      </w:r>
+      <w:r>
+        <w:instrText xml:space="preserve"> PAGE </w:instrText>
+      </w:r>
+      <w:r>
+        <w:fldChar w:fldCharType="separate"/>
+      </w:r>
+      <w:r>
+        <w:t>1</w:t>
+      </w:r>
+      <w:r>
+        <w:fldChar w:fldCharType="end"/>
+      </w:r>
+      <w:r>
+        <w:t xml:space="preserve"> of </w:t>
+      </w:r>
+      <w:r>
+        <w:fldChar w:fldCharType="begin"/>
+      </w:r>
+      <w:r>
+        <w:instrText xml:space="preserve"> NUMPAGES </w:instrText>
+      </w:r>
+      <w:r>
+        <w:fldChar w:fldCharType="separate"/>
+      </w:r>
+      <w:r>
+        <w:t>1</w:t>
+      </w:r>
+      <w:r>
+        <w:fldChar w:fldCharType="end"/>
+      </w:r>
+      <w:r>
+        <w:t xml:space="preserve"> total pages.</w:t>
+      </w:r>
+    </w:p>
+    <w:p>
+      <w:pPr/>
+      <w:r>
+        <w:t xml:space="preserve">In HTML these render as &lt;span class="dw-field" data-dw-field="PAGE"&gt;1&lt;/span&gt; placeholders (static). In Word they update to the actual page number.</w:t>
+      </w:r>
+    </w:p>
+    <w:p>
+      <w:pPr>
+        <w:pStyle w:val="Heading1"/>
+      </w:pPr>
+      <w:bookmarkStart w:id="13" w:name="showcase-hf"/>
+      <w:bookmarkEnd w:id="13"/>
       <w:r>
         <w:t xml:space="preserve">Headers and Footers</w:t>
       </w:r>
@@ -885,90 +1162,13 @@
     <w:p>
       <w:pPr/>
       <w:r>
-        <w:t xml:space="preserve">This document has a default header and footer with page numbers.</w:t>
-      </w:r>
-    </w:p>
-    <w:p>
-      <w:pPr/>
-      <w:r>
-        <w:t xml:space="preserve">The header shows the document title; the footer shows 'Page N of M'.</w:t>
-      </w:r>
-    </w:p>
-    <w:p>
-      <w:pPr>
-        <w:pStyle w:val="Heading2"/>
-      </w:pPr>
-      <w:r>
-        <w:t xml:space="preserve">Mixed Content</w:t>
-      </w:r>
-    </w:p>
-    <w:p>
-      <w:pPr/>
-      <w:r>
-        <w:t xml:space="preserve">A paragraph before a table.</w:t>
-      </w:r>
-    </w:p>
-    <w:tbl>
-      <w:tblPr>
-        <w:tblW w:w="4000" w:type="dxa"/>
-        <w:tblBorders>
-          <w:top w:val="single" w:sz="4" w:space="0" w:color="auto"/>
-          <w:left w:val="single" w:sz="4" w:space="0" w:color="auto"/>
-          <w:bottom w:val="single" w:sz="4" w:space="0" w:color="auto"/>
-          <w:right w:val="single" w:sz="4" w:space="0" w:color="auto"/>
-          <w:insideH w:val="single" w:sz="4" w:space="0" w:color="auto"/>
-          <w:insideV w:val="single" w:sz="4" w:space="0" w:color="auto"/>
-        </w:tblBorders>
-      </w:tblPr>
-      <w:tblGrid>
-        <w:gridCol w:w="4000"/>
-      </w:tblGrid>
-      <w:tr>
-        <w:tc>
-          <w:tcPr>
-            <w:tcW w:w="4000" w:type="dxa"/>
-          </w:tcPr>
-          <w:p>
-            <w:pPr/>
-            <w:r>
-              <w:t xml:space="preserve">Inside table</w:t>
-            </w:r>
-          </w:p>
-        </w:tc>
-      </w:tr>
-    </w:tbl>
-    <w:p>
-      <w:pPr/>
-      <w:r>
-        <w:t xml:space="preserve">A paragraph after the table.</w:t>
-      </w:r>
-    </w:p>
-    <w:p>
-      <w:pPr>
-        <w:numPr>
-          <w:ilvl w:val="0"/>
-          <w:numId w:val="3"/>
-        </w:numPr>
-      </w:pPr>
-      <w:r>
-        <w:t xml:space="preserve">List after table item 1</w:t>
-      </w:r>
-    </w:p>
-    <w:p>
-      <w:pPr>
-        <w:numPr>
-          <w:ilvl w:val="0"/>
-          <w:numId w:val="3"/>
-        </w:numPr>
-      </w:pPr>
-      <w:r>
-        <w:t xml:space="preserve">List after table item 2</w:t>
-      </w:r>
-    </w:p>
-    <w:p>
-      <w:pPr/>
-      <w:r>
-        <w:t xml:space="preserve">Normal paragraph after list.</w:t>
+        <w:t xml:space="preserve">This document has a default header and footer defined at the Document level. The header (top of each page in Word) shows the document title in italics. The footer (bottom of each page) shows 'Page N of M'.</w:t>
+      </w:r>
+    </w:p>
+    <w:p>
+      <w:pPr/>
+      <w:r>
+        <w:t xml:space="preserve">In HTML, headers and footers are rendered as &lt;header&gt; and &lt;footer&gt; elements. Page-number-only footer paragraphs are hidden (display:none) in the browser but survive the HTML → DOCX round-trip so Word can display the correct values.</w:t>
       </w:r>
     </w:p>
     <w:sectPr>
@@ -1009,7 +1209,7 @@
         <w:endnoteRef/>
       </w:r>
       <w:r>
-        <w:t xml:space="preserve">This is an endnote. It appears at the end of the document.</w:t>
+        <w:t xml:space="preserve">Endnote body — rendered at the very end of the document in Word.</w:t>
       </w:r>
     </w:p>
   </w:endnote>
@@ -1019,7 +1219,9 @@
 <file path=word/footer2.xml><?xml version="1.0" encoding="utf-8"?>
 <w:ftr xmlns:w="http://schemas.openxmlformats.org/wordprocessingml/2006/main" xmlns:r="http://schemas.openxmlformats.org/officeDocument/2006/relationships" xmlns:wp="http://schemas.openxmlformats.org/drawingml/2006/wordprocessingDrawing" xmlns:a="http://schemas.openxmlformats.org/drawingml/2006/main" xmlns:pic="http://schemas.openxmlformats.org/drawingml/2006/picture">
   <w:p>
-    <w:pPr/>
+    <w:pPr>
+      <w:jc w:val="center"/>
+    </w:pPr>
     <w:r>
       <w:t xml:space="preserve">Page </w:t>
     </w:r>
@@ -1088,7 +1290,7 @@
         <w:footnoteRef/>
       </w:r>
       <w:r>
-        <w:t xml:space="preserve">This is the first footnote. It demonstrates the footnote body.</w:t>
+        <w:t xml:space="preserve">First footnote body — rendered at the bottom of the page in Word.</w:t>
       </w:r>
     </w:p>
   </w:footnote>
@@ -1104,7 +1306,7 @@
         <w:footnoteRef/>
       </w:r>
       <w:r>
-        <w:t xml:space="preserve">Second footnote — attached to the second sentence.</w:t>
+        <w:t xml:space="preserve">Second footnote body — attached to the second sentence.</w:t>
       </w:r>
     </w:p>
   </w:footnote>
@@ -1119,7 +1321,7 @@
       <w:rPr>
         <w:i/>
       </w:rPr>
-      <w:t xml:space="preserve">docwow showcase document</w:t>
+      <w:t xml:space="preserve">docwow Showcase Document</w:t>
     </w:r>
   </w:p>
 </w:hdr>

--- a/tests/fixtures/showcase.docx
+++ b/tests/fixtures/showcase.docx
@@ -142,6 +142,16 @@
           <w:hyperlink w:anchor="showcase-footnotes">
             <w:r>
               <w:t xml:space="preserve">Footnotes and Endnotes</w:t>
+            </w:r>
+          </w:hyperlink>
+        </w:p>
+        <w:p>
+          <w:pPr>
+            <w:pStyle w:val="TOC1"/>
+          </w:pPr>
+          <w:hyperlink w:anchor="showcase-comments">
+            <w:r>
+              <w:t xml:space="preserve">Comments</w:t>
             </w:r>
           </w:hyperlink>
         </w:p>
@@ -1060,9 +1070,59 @@
       <w:pPr>
         <w:pStyle w:val="Heading1"/>
       </w:pPr>
-      <w:bookmarkStart w:id="11" w:name="showcase-pagebreaks"/>
+      <w:bookmarkStart w:id="11" w:name="showcase-comments"/>
       <w:bookmarkEnd w:id="11"/>
       <w:r>
+        <w:t xml:space="preserve">Comments</w:t>
+      </w:r>
+    </w:p>
+    <w:p>
+      <w:pPr/>
+      <w:r>
+        <w:t xml:space="preserve">Comments are annotations attached to specific points in the document text. In HTML they render as superscript reference markers (orange brackets) and a comment section at the bottom of the page. In DOCX they appear in the Word review pane.</w:t>
+      </w:r>
+    </w:p>
+    <w:p>
+      <w:pPr/>
+      <w:r>
+        <w:t xml:space="preserve">This sentence has a comment from Alice</w:t>
+      </w:r>
+      <w:commentRangeStart w:id="1"/>
+      <w:commentRangeEnd w:id="1"/>
+      <w:r>
+        <w:rPr>
+          <w:rStyle w:val="CommentReference"/>
+        </w:rPr>
+        <w:commentReference w:id="1"/>
+      </w:r>
+      <w:r>
+        <w:t xml:space="preserve"> attached at the end.</w:t>
+      </w:r>
+    </w:p>
+    <w:p>
+      <w:pPr/>
+      <w:r>
+        <w:t xml:space="preserve">This sentence has a comment from Bob</w:t>
+      </w:r>
+      <w:commentRangeStart w:id="2"/>
+      <w:commentRangeEnd w:id="2"/>
+      <w:r>
+        <w:rPr>
+          <w:rStyle w:val="CommentReference"/>
+        </w:rPr>
+        <w:commentReference w:id="2"/>
+      </w:r>
+      <w:r>
+        <w:t xml:space="preserve"> for review.</w:t>
+      </w:r>
+    </w:p>
+    <w:p>
+      <w:pPr>
+        <w:pStyle w:val="Heading1"/>
+      </w:pPr>
+      <w:bookmarkStart w:id="12" w:name="showcase-pagebreaks"/>
+      <w:bookmarkEnd w:id="12"/>
+      <w:r>
         <w:t xml:space="preserve">Page Breaks</w:t>
       </w:r>
     </w:p>
@@ -1087,8 +1147,8 @@
       <w:pPr>
         <w:pStyle w:val="Heading1"/>
       </w:pPr>
-      <w:bookmarkStart w:id="12" w:name="showcase-pagefields"/>
-      <w:bookmarkEnd w:id="12"/>
+      <w:bookmarkStart w:id="13" w:name="showcase-pagefields"/>
+      <w:bookmarkEnd w:id="13"/>
       <w:r>
         <w:t xml:space="preserve">Page Number Fields</w:t>
       </w:r>
@@ -1153,8 +1213,8 @@
       <w:pPr>
         <w:pStyle w:val="Heading1"/>
       </w:pPr>
-      <w:bookmarkStart w:id="13" w:name="showcase-hf"/>
-      <w:bookmarkEnd w:id="13"/>
+      <w:bookmarkStart w:id="14" w:name="showcase-hf"/>
+      <w:bookmarkEnd w:id="14"/>
       <w:r>
         <w:t xml:space="preserve">Headers and Footers</w:t>
       </w:r>
@@ -1179,6 +1239,43 @@
     </w:sectPr>
   </w:body>
 </w:document>
+</file>
+
+<file path=word/comments.xml><?xml version="1.0" encoding="utf-8"?>
+<w:comments xmlns:w="http://schemas.openxmlformats.org/wordprocessingml/2006/main" xmlns:r="http://schemas.openxmlformats.org/officeDocument/2006/relationships" xmlns:wp="http://schemas.openxmlformats.org/drawingml/2006/wordprocessingDrawing" xmlns:a="http://schemas.openxmlformats.org/drawingml/2006/main" xmlns:pic="http://schemas.openxmlformats.org/drawingml/2006/picture">
+  <w:comment w:id="1" w:author="Alice" w:date="2026-04-17T09:00:00Z" w:initials="A">
+    <w:p>
+      <w:pPr>
+        <w:pStyle w:val="CommentText"/>
+      </w:pPr>
+      <w:r>
+        <w:rPr>
+          <w:rStyle w:val="CommentReference"/>
+        </w:rPr>
+        <w:annotationRef/>
+      </w:r>
+      <w:r>
+        <w:t xml:space="preserve">This is a great example!</w:t>
+      </w:r>
+    </w:p>
+  </w:comment>
+  <w:comment w:id="2" w:author="Bob" w:date="2026-04-17T10:00:00Z" w:initials="B">
+    <w:p>
+      <w:pPr>
+        <w:pStyle w:val="CommentText"/>
+      </w:pPr>
+      <w:r>
+        <w:rPr>
+          <w:rStyle w:val="CommentReference"/>
+        </w:rPr>
+        <w:annotationRef/>
+      </w:r>
+      <w:r>
+        <w:t xml:space="preserve">Consider adding more detail here.</w:t>
+      </w:r>
+    </w:p>
+  </w:comment>
+</w:comments>
 </file>
 
 <file path=word/endnotes.xml><?xml version="1.0" encoding="utf-8"?>

--- a/tests/fixtures/showcase.docx
+++ b/tests/fixtures/showcase.docx
@@ -152,6 +152,16 @@
           <w:hyperlink w:anchor="showcase-comments">
             <w:r>
               <w:t xml:space="preserve">Comments</w:t>
+            </w:r>
+          </w:hyperlink>
+        </w:p>
+        <w:p>
+          <w:pPr>
+            <w:pStyle w:val="TOC1"/>
+          </w:pPr>
+          <w:hyperlink w:anchor="showcase-track-changes">
+            <w:r>
+              <w:t xml:space="preserve">Track Changes</w:t>
             </w:r>
           </w:hyperlink>
         </w:p>
@@ -1120,9 +1130,63 @@
       <w:pPr>
         <w:pStyle w:val="Heading1"/>
       </w:pPr>
-      <w:bookmarkStart w:id="12" w:name="showcase-pagebreaks"/>
+      <w:bookmarkStart w:id="12" w:name="showcase-track-changes"/>
       <w:bookmarkEnd w:id="12"/>
       <w:r>
+        <w:t xml:space="preserve">Track Changes</w:t>
+      </w:r>
+    </w:p>
+    <w:p>
+      <w:pPr/>
+      <w:r>
+        <w:t xml:space="preserve">Track changes records insertions and deletions made by reviewers. In HTML, insertions render as green underlined text and deletions as red strikethrough text. In DOCX they appear in Word's review pane.</w:t>
+      </w:r>
+    </w:p>
+    <w:p>
+      <w:pPr/>
+      <w:r>
+        <w:t xml:space="preserve">The original revenue figure was </w:t>
+      </w:r>
+      <w:del w:id="10" w:author="Alice" w:date="2026-04-17T09:00:00Z">
+        <w:r>
+          <w:delText xml:space="preserve">$3.8 M</w:delText>
+        </w:r>
+      </w:del>
+      <w:ins w:id="11" w:author="Alice" w:date="2026-04-17T09:00:00Z">
+        <w:r>
+          <w:t xml:space="preserve">$4.2 M</w:t>
+        </w:r>
+      </w:ins>
+      <w:r>
+        <w:t xml:space="preserve"> for the quarter.</w:t>
+      </w:r>
+    </w:p>
+    <w:p>
+      <w:pPr/>
+      <w:r>
+        <w:t xml:space="preserve">Please </w:t>
+      </w:r>
+      <w:del w:id="12" w:author="Bob" w:date="2026-04-17T10:00:00Z">
+        <w:r>
+          <w:delText xml:space="preserve">review</w:delText>
+        </w:r>
+      </w:del>
+      <w:ins w:id="13" w:author="Bob" w:date="2026-04-17T10:00:00Z">
+        <w:r>
+          <w:t xml:space="preserve">approve</w:t>
+        </w:r>
+      </w:ins>
+      <w:r>
+        <w:t xml:space="preserve"> this change before the deadline.</w:t>
+      </w:r>
+    </w:p>
+    <w:p>
+      <w:pPr>
+        <w:pStyle w:val="Heading1"/>
+      </w:pPr>
+      <w:bookmarkStart w:id="13" w:name="showcase-pagebreaks"/>
+      <w:bookmarkEnd w:id="13"/>
+      <w:r>
         <w:t xml:space="preserve">Page Breaks</w:t>
       </w:r>
     </w:p>
@@ -1147,8 +1211,8 @@
       <w:pPr>
         <w:pStyle w:val="Heading1"/>
       </w:pPr>
-      <w:bookmarkStart w:id="13" w:name="showcase-pagefields"/>
-      <w:bookmarkEnd w:id="13"/>
+      <w:bookmarkStart w:id="14" w:name="showcase-pagefields"/>
+      <w:bookmarkEnd w:id="14"/>
       <w:r>
         <w:t xml:space="preserve">Page Number Fields</w:t>
       </w:r>
@@ -1213,8 +1277,8 @@
       <w:pPr>
         <w:pStyle w:val="Heading1"/>
       </w:pPr>
-      <w:bookmarkStart w:id="14" w:name="showcase-hf"/>
-      <w:bookmarkEnd w:id="14"/>
+      <w:bookmarkStart w:id="15" w:name="showcase-hf"/>
+      <w:bookmarkEnd w:id="15"/>
       <w:r>
         <w:t xml:space="preserve">Headers and Footers</w:t>
       </w:r>

--- a/tests/fixtures/showcase.docx
+++ b/tests/fixtures/showcase.docx
@@ -162,6 +162,16 @@
           <w:hyperlink w:anchor="showcase-track-changes">
             <w:r>
               <w:t xml:space="preserve">Track Changes</w:t>
+            </w:r>
+          </w:hyperlink>
+        </w:p>
+        <w:p>
+          <w:pPr>
+            <w:pStyle w:val="TOC1"/>
+          </w:pPr>
+          <w:hyperlink w:anchor="showcase-shading">
+            <w:r>
+              <w:t xml:space="preserve">Shading</w:t>
             </w:r>
           </w:hyperlink>
         </w:p>
@@ -1277,8 +1287,98 @@
       <w:pPr>
         <w:pStyle w:val="Heading1"/>
       </w:pPr>
-      <w:bookmarkStart w:id="15" w:name="showcase-hf"/>
+      <w:bookmarkStart w:id="15" w:name="showcase-shading"/>
       <w:bookmarkEnd w:id="15"/>
+      <w:r>
+        <w:t xml:space="preserve">Shading</w:t>
+      </w:r>
+    </w:p>
+    <w:p>
+      <w:pPr/>
+      <w:r>
+        <w:t xml:space="preserve">Paragraph and table cell shading sets a solid background color. The three paragraphs below show blue, orange, and no shading.</w:t>
+      </w:r>
+    </w:p>
+    <w:p>
+      <w:pPr>
+        <w:shd w:val="clear" w:color="auto" w:fill="4472C4"/>
+      </w:pPr>
+      <w:r>
+        <w:t xml:space="preserve">Blue shaded paragraph (4472C4)</w:t>
+      </w:r>
+    </w:p>
+    <w:p>
+      <w:pPr>
+        <w:shd w:val="clear" w:color="auto" w:fill="ED7D31"/>
+      </w:pPr>
+      <w:r>
+        <w:t xml:space="preserve">Orange shaded paragraph (ED7D31)</w:t>
+      </w:r>
+    </w:p>
+    <w:p>
+      <w:pPr/>
+      <w:r>
+        <w:t xml:space="preserve">No shading (plain paragraph)</w:t>
+      </w:r>
+    </w:p>
+    <w:p>
+      <w:pPr/>
+      <w:r>
+        <w:t xml:space="preserve">Table with shaded cells:</w:t>
+      </w:r>
+    </w:p>
+    <w:tbl>
+      <w:tblPr>
+        <w:tblW w:w="9000" w:type="dxa"/>
+        <w:tblBorders>
+          <w:top w:val="single" w:sz="4" w:space="0" w:color="auto"/>
+          <w:left w:val="single" w:sz="4" w:space="0" w:color="auto"/>
+          <w:bottom w:val="single" w:sz="4" w:space="0" w:color="auto"/>
+          <w:right w:val="single" w:sz="4" w:space="0" w:color="auto"/>
+          <w:insideH w:val="single" w:sz="4" w:space="0" w:color="auto"/>
+          <w:insideV w:val="single" w:sz="4" w:space="0" w:color="auto"/>
+        </w:tblBorders>
+      </w:tblPr>
+      <w:tr>
+        <w:tc>
+          <w:tcPr>
+            <w:shd w:val="clear" w:color="auto" w:fill="4472C4"/>
+          </w:tcPr>
+          <w:p>
+            <w:pPr/>
+            <w:r>
+              <w:t xml:space="preserve">Blue cell</w:t>
+            </w:r>
+          </w:p>
+        </w:tc>
+        <w:tc>
+          <w:tcPr>
+            <w:shd w:val="clear" w:color="auto" w:fill="ED7D31"/>
+          </w:tcPr>
+          <w:p>
+            <w:pPr/>
+            <w:r>
+              <w:t xml:space="preserve">Orange cell</w:t>
+            </w:r>
+          </w:p>
+        </w:tc>
+        <w:tc>
+          <w:tcPr/>
+          <w:p>
+            <w:pPr/>
+            <w:r>
+              <w:t xml:space="preserve">Plain cell</w:t>
+            </w:r>
+          </w:p>
+        </w:tc>
+      </w:tr>
+    </w:tbl>
+    <w:p>
+      <w:pPr>
+        <w:pStyle w:val="Heading1"/>
+      </w:pPr>
+      <w:bookmarkStart w:id="16" w:name="showcase-hf"/>
+      <w:bookmarkEnd w:id="16"/>
       <w:r>
         <w:t xml:space="preserve">Headers and Footers</w:t>
       </w:r>

--- a/tests/fixtures/showcase.docx
+++ b/tests/fixtures/showcase.docx
@@ -523,6 +523,30 @@
         <w:t xml:space="preserve">Line 2 (newline inside one run)</w:t>
         <w:br/>
         <w:t xml:space="preserve">Line 3</w:t>
+      </w:r>
+    </w:p>
+    <w:p>
+      <w:pPr/>
+      <w:r>
+        <w:t xml:space="preserve">Plain  </w:t>
+      </w:r>
+      <w:r>
+        <w:rPr>
+          <w:rStyle w:val="Strong"/>
+        </w:rPr>
+        <w:t xml:space="preserve">Strong  </w:t>
+      </w:r>
+      <w:r>
+        <w:rPr>
+          <w:rStyle w:val="Emphasis"/>
+        </w:rPr>
+        <w:t xml:space="preserve">Emphasis  </w:t>
+      </w:r>
+      <w:r>
+        <w:rPr>
+          <w:rStyle w:val="SubtleEmphasis"/>
+        </w:rPr>
+        <w:t xml:space="preserve">Subtle Emphasis</w:t>
       </w:r>
     </w:p>
     <w:p>
@@ -1689,5 +1713,24 @@
       <w:sz w:val="28"/>
     </w:rPr>
   </w:style>
+  <w:style w:type="character" w:styleId="Strong">
+    <w:name w:val="Strong"/>
+    <w:rPr>
+      <w:b/>
+    </w:rPr>
+  </w:style>
+  <w:style w:type="character" w:styleId="Emphasis">
+    <w:name w:val="Emphasis"/>
+    <w:rPr>
+      <w:i/>
+    </w:rPr>
+  </w:style>
+  <w:style w:type="character" w:styleId="SubtleEmphasis">
+    <w:name w:val="Subtle Emphasis"/>
+    <w:rPr>
+      <w:i/>
+      <w:color w:val="808080"/>
+    </w:rPr>
+  </w:style>
 </w:styles>
 </file>
--- a/tests/fixtures/showcase.docx
+++ b/tests/fixtures/showcase.docx
@@ -423,6 +423,21 @@
           <w:i/>
         </w:rPr>
         <w:t xml:space="preserve">Bold + Italic</w:t>
+      </w:r>
+    </w:p>
+    <w:p>
+      <w:pPr/>
+      <w:r>
+        <w:rPr>
+          <w:smallCaps/>
+        </w:rPr>
+        <w:t xml:space="preserve">Small Caps  </w:t>
+      </w:r>
+      <w:r>
+        <w:rPr>
+          <w:caps/>
+        </w:rPr>
+        <w:t xml:space="preserve">All Caps</w:t>
       </w:r>
     </w:p>
     <w:p>

--- a/tests/fixtures/showcase.docx
+++ b/tests/fixtures/showcase.docx
@@ -1412,6 +1412,58 @@
         </w:tc>
       </w:tr>
     </w:tbl>
+    <w:p>
+      <w:pPr/>
+      <w:r>
+        <w:t xml:space="preserve">Tab stops define custom horizontal positions for the tab character. The paragraph below has left (72pt), center (216pt), and right (360pt) stops.</w:t>
+      </w:r>
+    </w:p>
+    <w:p>
+      <w:pPr>
+        <w:tabs>
+          <w:tab w:val="left" w:pos="1440"/>
+          <w:tab w:val="center" w:pos="4320"/>
+          <w:tab w:val="right" w:pos="7200"/>
+        </w:tabs>
+      </w:pPr>
+      <w:r>
+        <w:t xml:space="preserve">Left</w:t>
+      </w:r>
+      <w:r>
+        <w:t xml:space="preserve"/>
+        <w:tab/>
+        <w:t xml:space="preserve"/>
+      </w:r>
+      <w:r>
+        <w:t xml:space="preserve">Center</w:t>
+      </w:r>
+      <w:r>
+        <w:t xml:space="preserve"/>
+        <w:tab/>
+        <w:t xml:space="preserve"/>
+      </w:r>
+      <w:r>
+        <w:t xml:space="preserve">Right</w:t>
+      </w:r>
+    </w:p>
+    <w:p>
+      <w:pPr>
+        <w:tabs>
+          <w:tab w:val="right" w:pos="7200" w:leader="dot"/>
+        </w:tabs>
+      </w:pPr>
+      <w:r>
+        <w:t xml:space="preserve">TOC entry</w:t>
+      </w:r>
+      <w:r>
+        <w:t xml:space="preserve"/>
+        <w:tab/>
+        <w:t xml:space="preserve"/>
+      </w:r>
+      <w:r>
+        <w:t xml:space="preserve">42</w:t>
+      </w:r>
+    </w:p>
     <w:p>
       <w:pPr>
         <w:pStyle w:val="Heading1"/>

--- a/tests/fixtures/showcase.docx
+++ b/tests/fixtures/showcase.docx
@@ -1077,11 +1077,49 @@
       </w:r>
     </w:p>
     <w:p>
+      <w:pPr/>
+      <w:r>
+        <w:t xml:space="preserve">Cross-references (REF fields) link to named bookmarks elsewhere in the document:</w:t>
+      </w:r>
+    </w:p>
+    <w:p>
+      <w:pPr/>
+      <w:bookmarkStart w:id="10" w:name="xref-target"/>
+      <w:bookmarkEnd w:id="10"/>
+      <w:r>
+        <w:t xml:space="preserve">This paragraph is the cross-reference target (bookmark: xref-target).</w:t>
+      </w:r>
+    </w:p>
+    <w:p>
+      <w:pPr/>
+      <w:r>
+        <w:t xml:space="preserve">Jump to: </w:t>
+      </w:r>
+      <w:r>
+        <w:fldChar w:fldCharType="begin"/>
+      </w:r>
+      <w:r>
+        <w:instrText xml:space="preserve"> REF xref-target \h </w:instrText>
+      </w:r>
+      <w:r>
+        <w:fldChar w:fldCharType="separate"/>
+      </w:r>
+      <w:r>
+        <w:t xml:space="preserve">the target paragraph</w:t>
+      </w:r>
+      <w:r>
+        <w:fldChar w:fldCharType="end"/>
+      </w:r>
+      <w:r>
+        <w:t xml:space="preserve">.</w:t>
+      </w:r>
+    </w:p>
+    <w:p>
       <w:pPr>
         <w:pStyle w:val="Heading1"/>
       </w:pPr>
-      <w:bookmarkStart w:id="10" w:name="showcase-footnotes"/>
-      <w:bookmarkEnd w:id="10"/>
+      <w:bookmarkStart w:id="11" w:name="showcase-footnotes"/>
+      <w:bookmarkEnd w:id="11"/>
       <w:r>
         <w:t xml:space="preserve">Footnotes and Endnotes</w:t>
       </w:r>
@@ -1129,8 +1167,8 @@
       <w:pPr>
         <w:pStyle w:val="Heading1"/>
       </w:pPr>
-      <w:bookmarkStart w:id="11" w:name="showcase-comments"/>
-      <w:bookmarkEnd w:id="11"/>
+      <w:bookmarkStart w:id="12" w:name="showcase-comments"/>
+      <w:bookmarkEnd w:id="12"/>
       <w:r>
         <w:t xml:space="preserve">Comments</w:t>
       </w:r>
@@ -1179,8 +1217,8 @@
       <w:pPr>
         <w:pStyle w:val="Heading1"/>
       </w:pPr>
-      <w:bookmarkStart w:id="12" w:name="showcase-track-changes"/>
-      <w:bookmarkEnd w:id="12"/>
+      <w:bookmarkStart w:id="13" w:name="showcase-track-changes"/>
+      <w:bookmarkEnd w:id="13"/>
       <w:r>
         <w:t xml:space="preserve">Track Changes</w:t>
       </w:r>
@@ -1233,8 +1271,8 @@
       <w:pPr>
         <w:pStyle w:val="Heading1"/>
       </w:pPr>
-      <w:bookmarkStart w:id="13" w:name="showcase-pagebreaks"/>
-      <w:bookmarkEnd w:id="13"/>
+      <w:bookmarkStart w:id="14" w:name="showcase-pagebreaks"/>
+      <w:bookmarkEnd w:id="14"/>
       <w:r>
         <w:t xml:space="preserve">Page Breaks</w:t>
       </w:r>
@@ -1260,8 +1298,8 @@
       <w:pPr>
         <w:pStyle w:val="Heading1"/>
       </w:pPr>
-      <w:bookmarkStart w:id="14" w:name="showcase-pagefields"/>
-      <w:bookmarkEnd w:id="14"/>
+      <w:bookmarkStart w:id="15" w:name="showcase-pagefields"/>
+      <w:bookmarkEnd w:id="15"/>
       <w:r>
         <w:t xml:space="preserve">Page Number Fields</w:t>
       </w:r>
@@ -1326,8 +1364,8 @@
       <w:pPr>
         <w:pStyle w:val="Heading1"/>
       </w:pPr>
-      <w:bookmarkStart w:id="15" w:name="showcase-shading"/>
-      <w:bookmarkEnd w:id="15"/>
+      <w:bookmarkStart w:id="16" w:name="showcase-shading"/>
+      <w:bookmarkEnd w:id="16"/>
       <w:r>
         <w:t xml:space="preserve">Shading</w:t>
       </w:r>
@@ -1468,8 +1506,8 @@
       <w:pPr>
         <w:pStyle w:val="Heading1"/>
       </w:pPr>
-      <w:bookmarkStart w:id="16" w:name="showcase-hf"/>
-      <w:bookmarkEnd w:id="16"/>
+      <w:bookmarkStart w:id="17" w:name="showcase-hf"/>
+      <w:bookmarkEnd w:id="17"/>
       <w:r>
         <w:t xml:space="preserve">Headers and Footers</w:t>
       </w:r>

--- a/tests/fixtures/showcase.docx
+++ b/tests/fixtures/showcase.docx
@@ -1500,6 +1500,27 @@
       </w:r>
       <w:r>
         <w:t xml:space="preserve">42</w:t>
+      </w:r>
+    </w:p>
+    <w:p>
+      <w:pPr/>
+      <w:r>
+        <w:t xml:space="preserve">Section breaks divide the document into sections with independent page geometry. The paragraph below ends Section A; what follows is in Section B (landscape A4).</w:t>
+      </w:r>
+    </w:p>
+    <w:p>
+      <w:pPr>
+        <w:sectPr>
+          <w:type w:val="nextPage"/>
+          <w:pgSz w:w="16838" w:h="11906"/>
+          <w:pgMar w:top="1080" w:right="1440" w:bottom="1080" w:left="1440"/>
+        </w:sectPr>
+      </w:pPr>
+    </w:p>
+    <w:p>
+      <w:pPr/>
+      <w:r>
+        <w:t xml:space="preserve">This paragraph is in Section B (landscape A4, 54pt top/bottom margins). Section breaks are invisible in HTML but round-trip losslessly to DOCX.</w:t>
       </w:r>
     </w:p>
     <w:p>

--- a/tests/fixtures/showcase.docx
+++ b/tests/fixtures/showcase.docx
@@ -172,6 +172,16 @@
           <w:hyperlink w:anchor="showcase-shading">
             <w:r>
               <w:t xml:space="preserve">Shading</w:t>
+            </w:r>
+          </w:hyperlink>
+        </w:p>
+        <w:p>
+          <w:pPr>
+            <w:pStyle w:val="TOC1"/>
+          </w:pPr>
+          <w:hyperlink w:anchor="showcase-sections">
+            <w:r>
+              <w:t xml:space="preserve">Multiple Sections</w:t>
             </w:r>
           </w:hyperlink>
         </w:p>
@@ -1503,6 +1513,16 @@
       </w:r>
     </w:p>
     <w:p>
+      <w:pPr>
+        <w:pStyle w:val="Heading1"/>
+      </w:pPr>
+      <w:bookmarkStart w:id="17" w:name="showcase-sections"/>
+      <w:bookmarkEnd w:id="17"/>
+      <w:r>
+        <w:t xml:space="preserve">Multiple Sections</w:t>
+      </w:r>
+    </w:p>
+    <w:p>
       <w:pPr/>
       <w:r>
         <w:t xml:space="preserve">Section breaks divide the document into sections with independent page geometry. The paragraph below ends Section A; what follows is in Section B (landscape A4).</w:t>
@@ -1527,8 +1547,8 @@
       <w:pPr>
         <w:pStyle w:val="Heading1"/>
       </w:pPr>
-      <w:bookmarkStart w:id="17" w:name="showcase-hf"/>
-      <w:bookmarkEnd w:id="17"/>
+      <w:bookmarkStart w:id="18" w:name="showcase-hf"/>
+      <w:bookmarkEnd w:id="18"/>
       <w:r>
         <w:t xml:space="preserve">Headers and Footers</w:t>
       </w:r>

--- a/tests/fixtures/showcase.docx
+++ b/tests/fixtures/showcase.docx
@@ -1540,7 +1540,7 @@
     <w:p>
       <w:pPr/>
       <w:r>
-        <w:t xml:space="preserve">This paragraph is in Section B (landscape A4, 54pt top/bottom margins). Section breaks are invisible in HTML but round-trip losslessly to DOCX.</w:t>
+        <w:t xml:space="preserve">This paragraph is in Section B (landscape A4, 54pt top/bottom margins). In Word, the section above uses portrait A4 and this one uses landscape A4. Section break metadata (page size, margins) has no browser equivalent, so it is stored as a hidden data-dw-section-break element and restores on HTML→DOCX.</w:t>
       </w:r>
     </w:p>
     <w:p>

--- a/tests/fixtures/showcase.docx
+++ b/tests/fixtures/showcase.docx
@@ -1532,7 +1532,7 @@
       <w:pPr>
         <w:sectPr>
           <w:type w:val="nextPage"/>
-          <w:pgSz w:w="16838" w:h="11906"/>
+          <w:pgSz w:w="16838" w:h="11906" w:orient="landscape"/>
           <w:pgMar w:top="1080" w:right="1440" w:bottom="1080" w:left="1440"/>
         </w:sectPr>
       </w:pPr>
